--- a/work/2026-08-15-seo-review-docs/output/chapter-06-proteins-amino-acids-seo-review.docx
+++ b/work/2026-08-15-seo-review-docs/output/chapter-06-proteins-amino-acids-seo-review.docx
@@ -123,10 +123,7 @@
         </ns0:rPr>
       </ns0:pPr>
       <ns0:r>
-        <ns0:rPr>
-          <ns0:lang ns0:eastAsia="zh-TW"/>
-        </ns0:rPr>
-        <ns0:t>蛋白質與胺基酸怎麼理解？從身體功能、食物品質到植物性飲食的第六章整理</ns0:t>
+        <ns0:t>蛋白質與胺基酸 從身體功能、食物品質到植物性飲食</ns0:t>
       </ns0:r>
     </ns0:p>
     <ns0:p ns2:paraId="2B7EFB1F" ns2:textId="77777777" ns0:rsidR="004D4C07" ns0:rsidRDefault="00000000">
@@ -152,18 +149,7 @@
         </ns0:rPr>
       </ns0:pPr>
       <ns0:r>
-        <ns0:rPr>
-          <ns0:b/>
-          <ns0:color ns0:val="1F4D78"/>
-          <ns0:lang ns0:eastAsia="zh-TW"/>
-        </ns0:rPr>
-        <ns0:t>目標搜尋字詞：</ns0:t>
-      </ns0:r>
-      <ns0:r>
-        <ns0:rPr>
-          <ns0:lang ns0:eastAsia="zh-TW"/>
-        </ns0:rPr>
-        <ns0:t>蛋白質與胺基酸、蛋白質功能、必需胺基酸、蛋白質品質、植物性蛋白質</ns0:t>
+        <ns0:t>目標搜尋字詞：蛋白質一天吃多少、必需胺基酸、蛋白質品質、植物性蛋白質、乳清蛋白增肌、高蛋白飲食腎臟負擔</ns0:t>
       </ns0:r>
     </ns0:p>
     <ns0:p ns2:paraId="30233CD7" ns2:textId="77777777" ns0:rsidR="004D4C07" ns0:rsidRDefault="00000000">
@@ -227,43 +213,8 @@
       <ns0:pPr>
         <ns0:spacing ns0:after="100" ns0:line="288" ns0:lineRule="auto"/>
       </ns0:pPr>
-      <ns0:proofErr ns0:type="spellStart"/>
-      <ns0:r>
-        <ns0:rPr>
-          <ns0:b/>
-          <ns0:color ns0:val="1F4D78"/>
-        </ns0:rPr>
-        <ns0:t>文章摘要：</ns0:t>
-      </ns0:r>
-      <ns0:r>
-        <ns0:t>以《</ns0:t>
-      </ns0:r>
-      <ns0:r>
-        <ns0:t>Nutrition</ns0:t>
-      </ns0:r>
-      <ns0:proofErr ns0:type="spellEnd"/>
-      <ns0:r>
-        <ns0:t xml:space="preserve"> Concepts &amp; </ns0:t>
-      </ns0:r>
-      <ns0:proofErr ns0:type="spellStart"/>
-      <ns0:r>
-        <ns0:t>Controversies</ns0:t>
-      </ns0:r>
-      <ns0:r>
-        <ns0:t>》第</ns0:t>
-      </ns0:r>
-      <ns0:proofErr ns0:type="spellEnd"/>
-      <ns0:r>
-        <ns0:t xml:space="preserve"> 17 </ns0:t>
-      </ns0:r>
-      <ns0:r>
-        <ns0:t>版第六章為主軸，整理胺基酸、蛋白質結構、消化吸收、身體功能、每日需求、蛋白質品質、攝取不足與過量，以及植物性與肉類飲食的爭議，再加入</ns0:t>
-      </ns0:r>
-      <ns0:r>
-        <ns0:t xml:space="preserve"> Kat Chang </ns0:t>
-      </ns0:r>
-      <ns0:r>
-        <ns0:t>營養師的閱讀心得與台灣餐桌例子。</ns0:t>
+      <ns0:r>
+        <ns0:t>文章摘要：以《Nutrition Concepts &amp; Controversies》第 17 版第六章為主軸，整理胺基酸、蛋白質結構、消化吸收、身體功能、每日需求、蛋白質品質、攝取不足與過量，以及植物性與肉類飲食的爭議。</ns0:t>
       </ns0:r>
     </ns0:p>
     <ns0:p ns2:paraId="3A81CA99" ns2:textId="77777777" ns0:rsidR="004D4C07" ns0:rsidRDefault="00000000">
@@ -316,58 +267,16 @@
           <ns0:rFonts ns0:ascii="Calibri" ns0:eastAsia="Microsoft JhengHei" ns0:hAnsi="Calibri"/>
           <ns0:lang ns0:eastAsia="zh-TW"/>
         </ns0:rPr>
-        <ns0:t>蛋白質與胺基酸的身體功能、飲食品質</ns0:t>
+        <ns0:t>蛋白質與胺基酸 從身體功能、食物品質到植物性飲食</ns0:t>
       </ns0:r>
     </ns0:p>
     <ns0:p ns2:paraId="1A74F761" ns2:textId="77777777" ns0:rsidR="004D4C07" ns0:rsidRDefault="00000000">
-      <ns0:proofErr ns0:type="spellStart"/>
-      <ns0:r>
-        <ns0:t>本篇整理書籍</ns0:t>
-      </ns0:r>
-      <ns0:proofErr ns0:type="spellEnd"/>
-      <ns0:r>
-        <ns0:t>：《</ns0:t>
-      </ns0:r>
-      <ns0:r>
-        <ns0:t xml:space="preserve">Nutrition Concepts &amp; </ns0:t>
-      </ns0:r>
-      <ns0:proofErr ns0:type="spellStart"/>
-      <ns0:r>
-        <ns0:t>Controversies</ns0:t>
-      </ns0:r>
-      <ns0:r>
-        <ns0:t>》第</ns0:t>
-      </ns0:r>
-      <ns0:proofErr ns0:type="spellEnd"/>
-      <ns0:r>
-        <ns0:t xml:space="preserve"> 17 </ns0:t>
-      </ns0:r>
-      <ns0:r>
-        <ns0:t>版</ns0:t>
-      </ns0:r>
-      <ns0:r>
+      <ns0:r>
+        <ns0:t>本篇整理書籍：《Nutrition Concepts &amp; Controversies》第 17 版</ns0:t>
         <ns0:br/>
-      </ns0:r>
-      <ns0:r>
-        <ns0:t>本篇章節：第六章</ns0:t>
-      </ns0:r>
-      <ns0:r>
-        <ns0:t xml:space="preserve"> The Proteins and Amino Acids</ns0:t>
-      </ns0:r>
-      <ns0:r>
-        <ns0:t>（蛋白質與胺基酸）</ns0:t>
-      </ns0:r>
-      <ns0:r>
+        <ns0:t>本篇章節：第六章 The Proteins and Amino Acids（蛋白質與胺基酸）</ns0:t>
         <ns0:br/>
-      </ns0:r>
-      <ns0:r>
-        <ns0:t>文章性質：書籍章節重點與心得整理，將原章節的生理概念、飲食問題與</ns0:t>
-      </ns0:r>
-      <ns0:r>
-        <ns0:t xml:space="preserve"> Controversy 6 </ns0:t>
-      </ns0:r>
-      <ns0:r>
-        <ns0:t>轉成台灣讀者能理解的營養判讀。</ns0:t>
+        <ns0:t>文章性質：書籍章節重點與心得整理，將原章節的生理概念、飲食問題與常見爭議轉成台灣讀者能理解的營養判讀。</ns0:t>
       </ns0:r>
     </ns0:p>
     <ns0:p ns2:paraId="14430BF3" ns2:textId="3773EDD0" ns0:rsidR="004D4C07" ns0:rsidRDefault="00B34F35">
@@ -1129,7 +1038,7 @@
                 <ns0:b/>
                 <ns0:sz ns0:val="19"/>
               </ns0:rPr>
-              <ns0:t>書籍重點</ns0:t>
+              <ns0:t>重點</ns0:t>
             </ns0:r>
           </ns0:p>
         </ns0:tc>
@@ -1154,7 +1063,7 @@
                 <ns0:b/>
                 <ns0:sz ns0:val="19"/>
               </ns0:rPr>
-              <ns0:t>我的閱讀心得</ns0:t>
+              <ns0:t>應用</ns0:t>
             </ns0:r>
           </ns0:p>
         </ns0:tc>
@@ -2325,7 +2234,7 @@
         <ns0:rPr>
           <ns0:lang ns0:eastAsia="zh-TW"/>
         </ns0:rPr>
-        <ns0:t>這張表讓我重新理解「蛋白質不足」的影響。它會表現在肌肉量，也可能連到傷口、免疫、食慾、活動力與疾病恢復。對高齡者來說，吃不下、牙口不好、吞嚥困難、獨居或長期只吃稀飯，都可能讓蛋白質和總熱量一起不足。處理方式要從進食障礙與餐桌質地開始，不宜只叫長者多吃肉。</ns0:t>
+        <ns0:t>有關「蛋白質不足」，它會表現在肌肉量，也可能連到傷口、免疫、食慾、活動力與疾病恢復。對高齡者來說，吃不下、牙口不好、吞嚥困難、獨居或長期只吃稀飯，都可能讓蛋白質和總熱量一起不足。處理方式要從進食障礙與餐桌質地開始，不宜只叫長者多吃肉。</ns0:t>
       </ns0:r>
     </ns0:p>
     <ns0:p ns2:paraId="07A56DC3" ns2:textId="77777777" ns0:rsidR="004D4C07" ns0:rsidRDefault="00000000">
@@ -2353,7 +2262,7 @@
         <ns0:rPr>
           <ns0:lang ns0:eastAsia="zh-TW"/>
         </ns0:rPr>
-        <ns0:t>書中以蛋白質合成說明，</ns0:t>
+        <ns0:t>蛋白質合成時，</ns0:t>
       </ns0:r>
       <ns0:r>
         <ns0:rPr>
@@ -3703,7 +3612,7 @@
         <ns0:rPr>
           <ns0:lang ns0:eastAsia="zh-TW"/>
         </ns0:rPr>
-        <ns0:t>公克。這個數字可以幫助讀者檢查三餐是否都有蛋白質來源，不能拿來當作每個人的固定答案。若早餐只喝咖啡，午餐吃麵，晚餐才吃一大盤肉，問題可能出在餐次分布與整體食量。蛋白質可放進蛋、奶、豆漿、豆腐、魚、雞肉、瘦肉與豆類，再依食量與健康條件調整。</ns0:t>
+        <ns0:t>公克。這個數字可以幫助讀者檢查三餐是否都有蛋白質來源，不能拿來當作每個人都適合的答案。若早餐只喝咖啡，午餐吃麵，晚餐才吃一大盤肉，問題可能出在餐次分布與整體食量。蛋白質可放進蛋、奶、豆漿、豆腐、魚、雞肉、瘦肉與豆類，再依食量與健康條件調整。</ns0:t>
       </ns0:r>
     </ns0:p>
     <ns0:p ns2:paraId="20AA3952" ns2:textId="77777777" ns0:rsidR="004D4C07" ns0:rsidRDefault="00000000">
